--- a/tracked_scripts/u1/m4/exitcheck/Module 4 - Teacher Reviewed Script (comparison reference).docx
+++ b/tracked_scripts/u1/m4/exitcheck/Module 4 - Teacher Reviewed Script (comparison reference).docx
@@ -117,6 +117,48 @@
     </w:p>
     <w:p>
       <w:pPr>
+        <w:spacing w:before="120" w:after="40"/>
+      </w:pPr>
+      <w:r>
+        <w:rPr>
+          <w:rFonts w:ascii="Calibri" w:hAnsi="Calibri"/>
+          <w:b/>
+          <w:i w:val="0"/>
+        </w:rPr>
+        <w:t xml:space="preserve">Building From: </w:t>
+      </w:r>
+      <w:r>
+        <w:rPr>
+          <w:rFonts w:ascii="Calibri" w:hAnsi="Calibri"/>
+          <w:b w:val="0"/>
+          <w:i w:val="0"/>
+        </w:rPr>
+        <w:t>Students learned to create BOTH picture graphs AND bar graphs with scale of 5\. They understand skip-counting as the strategy for reading scaled graphs. They know that bars show the same data as symbols ("same data, different format"). They are comfortable with both vertical and horizontal orientations. M3 Synthesis told them: "Next time: scale of 10\. Each symbol will show even more\!"</w:t>
+      </w:r>
+    </w:p>
+    <w:p>
+      <w:pPr>
+        <w:spacing w:before="40" w:after="40"/>
+      </w:pPr>
+      <w:r>
+        <w:rPr>
+          <w:rFonts w:ascii="Calibri" w:hAnsi="Calibri"/>
+          <w:b/>
+          <w:i w:val="0"/>
+        </w:rPr>
+        <w:t xml:space="preserve">Building Toward: </w:t>
+      </w:r>
+      <w:r>
+        <w:rPr>
+          <w:rFonts w:ascii="Calibri" w:hAnsi="Calibri"/>
+          <w:b w:val="0"/>
+          <w:i w:val="0"/>
+        </w:rPr>
+        <w:t>Students will learn to CHOOSE the right scale for their data. M4 gives them a fourth scale in their toolkit (1, 2, 5, 10). M5's focus is strategic decision-making: "If data ranges from 5-47, which scale works best?" M4 does NOT include scale comparison or selection—students use scale of 10 exclusively. ---</w:t>
+      </w:r>
+    </w:p>
+    <w:p>
+      <w:pPr>
         <w:spacing w:before="160" w:after="0"/>
       </w:pPr>
     </w:p>
@@ -231,7 +273,7 @@
           <w:b/>
           <w:i w:val="0"/>
         </w:rPr>
-        <w:t xml:space="preserve">• Options:  </w:t>
+        <w:t xml:space="preserve">• Answer option (optional):  </w:t>
       </w:r>
       <w:r>
         <w:rPr>
@@ -241,7 +283,7 @@
           <w:color w:val="6E6E6E"/>
           <w:sz w:val="19"/>
         </w:rPr>
-        <w:t>The available answer choices</w:t>
+        <w:t>The available answer choice, nested under Prompt</w:t>
       </w:r>
     </w:p>
     <w:p>
@@ -413,9 +455,7 @@
         <w:rPr>
           <w:rFonts w:ascii="Calibri" w:hAnsi="Calibri"/>
           <w:b/>
-          <w:i/>
-          <w:color w:val="6E6E6E"/>
-          <w:sz w:val="19"/>
+          <w:i w:val="0"/>
         </w:rPr>
         <w:t xml:space="preserve">Visual: </w:t>
       </w:r>
@@ -423,9 +463,7 @@
         <w:rPr>
           <w:rFonts w:ascii="Calibri" w:hAnsi="Calibri"/>
           <w:b w:val="0"/>
-          <w:i/>
-          <w:color w:val="6E6E6E"/>
-          <w:sz w:val="19"/>
+          <w:i w:val="0"/>
         </w:rPr>
         <w:t>Vertical bar graph appears. Books Checked Out data. Nonfiction=30, Fiction=40, Comics=50, Poetry=20. Scale of 10, axis 0 to 60. All values at axis lines.</w:t>
       </w:r>
@@ -570,9 +608,7 @@
         <w:rPr>
           <w:rFonts w:ascii="Calibri" w:hAnsi="Calibri"/>
           <w:b/>
-          <w:i/>
-          <w:color w:val="6E6E6E"/>
-          <w:sz w:val="19"/>
+          <w:i w:val="0"/>
         </w:rPr>
         <w:t xml:space="preserve">Visual: </w:t>
       </w:r>
@@ -580,9 +616,7 @@
         <w:rPr>
           <w:rFonts w:ascii="Calibri" w:hAnsi="Calibri"/>
           <w:b w:val="0"/>
-          <w:i/>
-          <w:color w:val="6E6E6E"/>
-          <w:sz w:val="19"/>
+          <w:i w:val="0"/>
         </w:rPr>
         <w:t>Vertical bar graph appears. Points Earned. Team A=35, Team B=50, Team C=25, Team D=40. Scale of 10, axis 0–60. Ghost gridlines visible at 5s.</w:t>
       </w:r>
@@ -727,9 +761,7 @@
         <w:rPr>
           <w:rFonts w:ascii="Calibri" w:hAnsi="Calibri"/>
           <w:b/>
-          <w:i/>
-          <w:color w:val="6E6E6E"/>
-          <w:sz w:val="19"/>
+          <w:i w:val="0"/>
         </w:rPr>
         <w:t xml:space="preserve">Visual: </w:t>
       </w:r>
@@ -737,9 +769,7 @@
         <w:rPr>
           <w:rFonts w:ascii="Calibri" w:hAnsi="Calibri"/>
           <w:b w:val="0"/>
-          <w:i/>
-          <w:color w:val="6E6E6E"/>
-          <w:sz w:val="19"/>
+          <w:i w:val="0"/>
         </w:rPr>
         <w:t>Horizontal data table appears showing Art Supplies Collected data: Markers=30, Crayons=45, Paintbrushes=20, Glue Sticks=55.</w:t>
       </w:r>
@@ -753,9 +783,7 @@
         <w:rPr>
           <w:rFonts w:ascii="Calibri" w:hAnsi="Calibri"/>
           <w:b/>
-          <w:i/>
-          <w:color w:val="6E6E6E"/>
-          <w:sz w:val="19"/>
+          <w:i w:val="0"/>
         </w:rPr>
         <w:t xml:space="preserve">Visual: </w:t>
       </w:r>
@@ -763,9 +791,7 @@
         <w:rPr>
           <w:rFonts w:ascii="Calibri" w:hAnsi="Calibri"/>
           <w:b w:val="0"/>
-          <w:i/>
-          <w:color w:val="6E6E6E"/>
-          <w:sz w:val="19"/>
+          <w:i w:val="0"/>
         </w:rPr>
         <w:t>Vertical bar graph appears with no bars filled. Scale of 10, axis 0–60. Ghost gridlines visible at 5s. Snap-to-5 enabled.</w:t>
       </w:r>
@@ -854,9 +880,7 @@
         <w:rPr>
           <w:rFonts w:ascii="Calibri" w:hAnsi="Calibri"/>
           <w:b/>
-          <w:i/>
-          <w:color w:val="6E6E6E"/>
-          <w:sz w:val="19"/>
+          <w:i w:val="0"/>
         </w:rPr>
         <w:t xml:space="preserve">Visual: </w:t>
       </w:r>
@@ -864,9 +888,7 @@
         <w:rPr>
           <w:rFonts w:ascii="Calibri" w:hAnsi="Calibri"/>
           <w:b w:val="0"/>
-          <w:i/>
-          <w:color w:val="6E6E6E"/>
-          <w:sz w:val="19"/>
+          <w:i w:val="0"/>
         </w:rPr>
         <w:t>Vertical bar graph appears showing Art Supplies Collected data. Markers=30, Crayons=45, Paintbrushes=20, Glue Sticks=55. Scale of 10, axis range 0–60.</w:t>
       </w:r>
@@ -1011,9 +1033,7 @@
         <w:rPr>
           <w:rFonts w:ascii="Calibri" w:hAnsi="Calibri"/>
           <w:b/>
-          <w:i/>
-          <w:color w:val="6E6E6E"/>
-          <w:sz w:val="19"/>
+          <w:i w:val="0"/>
         </w:rPr>
         <w:t xml:space="preserve">Visual: </w:t>
       </w:r>
@@ -1021,9 +1041,7 @@
         <w:rPr>
           <w:rFonts w:ascii="Calibri" w:hAnsi="Calibri"/>
           <w:b w:val="0"/>
-          <w:i/>
-          <w:color w:val="6E6E6E"/>
-          <w:sz w:val="19"/>
+          <w:i w:val="0"/>
         </w:rPr>
         <w:t>Vertical bar graph titled Art Supplies Collected appears. Four bars: Markers 30, Crayons 45, Paintbrushes 20, Glue Sticks 55. Scale of 10. Glue Sticks and Markers bars highlighted from prior comparison.</w:t>
       </w:r>
@@ -1059,9 +1077,7 @@
         <w:rPr>
           <w:rFonts w:ascii="Calibri" w:hAnsi="Calibri"/>
           <w:b/>
-          <w:i/>
-          <w:color w:val="6E6E6E"/>
-          <w:sz w:val="19"/>
+          <w:i w:val="0"/>
         </w:rPr>
         <w:t xml:space="preserve">Visual: </w:t>
       </w:r>
@@ -1069,9 +1085,7 @@
         <w:rPr>
           <w:rFonts w:ascii="Calibri" w:hAnsi="Calibri"/>
           <w:b w:val="0"/>
-          <w:i/>
-          <w:color w:val="6E6E6E"/>
-          <w:sz w:val="19"/>
+          <w:i w:val="0"/>
         </w:rPr>
         <w:t>Bar graph fades and clears from screen.</w:t>
       </w:r>
